--- a/Lab 1.4 .docx
+++ b/Lab 1.4 .docx
@@ -26,7 +26,7 @@
           <w14:ligatures w14:val="none"/>
         </w:rPr>
         <w:drawing>
-          <wp:inline distT="0" distB="0" distL="0" distR="0" wp14:anchorId="5B08CF23" wp14:editId="25EF1B0D">
+          <wp:inline distT="0" distB="0" distL="0" distR="0" wp14:anchorId="5B08CF23" wp14:editId="73C84F5E">
             <wp:extent cx="638175" cy="676275"/>
             <wp:effectExtent l="0" t="0" r="0" b="0"/>
             <wp:docPr id="1" name="Рисунок 2" descr="Logo dstu(конечный)"/>
@@ -716,17 +716,31 @@
         </w:rPr>
         <w:t xml:space="preserve">                 </w:t>
       </w:r>
-      <w:r>
-        <w:rPr>
-          <w:rFonts w:ascii="Times New Roman" w:eastAsia="Calibri" w:hAnsi="Times New Roman" w:cs="Times New Roman"/>
-          <w:kern w:val="0"/>
-          <w:sz w:val="24"/>
-          <w:szCs w:val="24"/>
-          <w:u w:val="single"/>
-          <w:lang w:eastAsia="ru-RU"/>
-          <w14:ligatures w14:val="none"/>
-        </w:rPr>
-        <w:t>Лихоткин В.С.</w:t>
+      <w:proofErr w:type="spellStart"/>
+      <w:r>
+        <w:rPr>
+          <w:rFonts w:ascii="Times New Roman" w:eastAsia="Calibri" w:hAnsi="Times New Roman" w:cs="Times New Roman"/>
+          <w:kern w:val="0"/>
+          <w:sz w:val="24"/>
+          <w:szCs w:val="24"/>
+          <w:u w:val="single"/>
+          <w:lang w:eastAsia="ru-RU"/>
+          <w14:ligatures w14:val="none"/>
+        </w:rPr>
+        <w:t>Лихоткин</w:t>
+      </w:r>
+      <w:proofErr w:type="spellEnd"/>
+      <w:r>
+        <w:rPr>
+          <w:rFonts w:ascii="Times New Roman" w:eastAsia="Calibri" w:hAnsi="Times New Roman" w:cs="Times New Roman"/>
+          <w:kern w:val="0"/>
+          <w:sz w:val="24"/>
+          <w:szCs w:val="24"/>
+          <w:u w:val="single"/>
+          <w:lang w:eastAsia="ru-RU"/>
+          <w14:ligatures w14:val="none"/>
+        </w:rPr>
+        <w:t xml:space="preserve"> В.С.</w:t>
       </w:r>
       <w:r>
         <w:rPr>
@@ -2121,7 +2135,7 @@
     </w:p>
     <w:p>
       <w:pPr>
-        <w:ind w:left="-993"/>
+        <w:ind w:left="-709"/>
         <w:jc w:val="center"/>
         <w:rPr>
           <w:rFonts w:ascii="Times New Roman" w:hAnsi="Times New Roman" w:cs="Times New Roman"/>
@@ -2138,9 +2152,9 @@
         </w:rPr>
         <w:lastRenderedPageBreak/>
         <w:drawing>
-          <wp:inline distT="0" distB="0" distL="0" distR="0" wp14:anchorId="07A5D329" wp14:editId="663ABD31">
-            <wp:extent cx="5940425" cy="2879090"/>
-            <wp:effectExtent l="0" t="0" r="3175" b="0"/>
+          <wp:inline distT="0" distB="0" distL="0" distR="0" wp14:anchorId="07A5D329" wp14:editId="5C9CA046">
+            <wp:extent cx="6496592" cy="3148642"/>
+            <wp:effectExtent l="0" t="0" r="0" b="0"/>
             <wp:docPr id="832506155" name="Рисунок 1"/>
             <wp:cNvGraphicFramePr>
               <a:graphicFrameLocks xmlns:a="http://schemas.openxmlformats.org/drawingml/2006/main" noChangeAspect="1"/>
@@ -2161,7 +2175,7 @@
                   <pic:spPr>
                     <a:xfrm>
                       <a:off x="0" y="0"/>
-                      <a:ext cx="5940425" cy="2879090"/>
+                      <a:ext cx="6504291" cy="3152373"/>
                     </a:xfrm>
                     <a:prstGeom prst="rect">
                       <a:avLst/>
@@ -2212,6 +2226,8 @@
     </w:p>
     <w:p>
       <w:pPr>
+        <w:spacing w:after="0" w:line="360" w:lineRule="auto"/>
+        <w:ind w:firstLine="709"/>
         <w:jc w:val="both"/>
         <w:rPr>
           <w:rFonts w:ascii="Times New Roman" w:hAnsi="Times New Roman" w:cs="Times New Roman"/>
@@ -2234,6 +2250,8 @@
     </w:p>
     <w:p>
       <w:pPr>
+        <w:spacing w:after="0" w:line="360" w:lineRule="auto"/>
+        <w:ind w:firstLine="709"/>
         <w:jc w:val="both"/>
         <w:rPr>
           <w:rFonts w:ascii="Times New Roman" w:hAnsi="Times New Roman" w:cs="Times New Roman"/>
@@ -2285,9 +2303,9 @@
           <w:szCs w:val="28"/>
         </w:rPr>
         <w:drawing>
-          <wp:inline distT="0" distB="0" distL="0" distR="0" wp14:anchorId="7117E9C6" wp14:editId="49CE677B">
-            <wp:extent cx="5080959" cy="3993618"/>
-            <wp:effectExtent l="0" t="0" r="5715" b="6985"/>
+          <wp:inline distT="0" distB="0" distL="0" distR="0" wp14:anchorId="7117E9C6" wp14:editId="605BDC86">
+            <wp:extent cx="4252822" cy="3342705"/>
+            <wp:effectExtent l="0" t="0" r="0" b="0"/>
             <wp:docPr id="1802195176" name="Рисунок 1"/>
             <wp:cNvGraphicFramePr>
               <a:graphicFrameLocks xmlns:a="http://schemas.openxmlformats.org/drawingml/2006/main" noChangeAspect="1"/>
@@ -2308,7 +2326,7 @@
                   <pic:spPr>
                     <a:xfrm>
                       <a:off x="0" y="0"/>
-                      <a:ext cx="5087478" cy="3998742"/>
+                      <a:ext cx="4270098" cy="3356284"/>
                     </a:xfrm>
                     <a:prstGeom prst="rect">
                       <a:avLst/>
@@ -2326,15 +2344,15 @@
         <w:jc w:val="center"/>
         <w:rPr>
           <w:rFonts w:ascii="Times New Roman" w:hAnsi="Times New Roman" w:cs="Times New Roman"/>
-          <w:sz w:val="28"/>
-          <w:szCs w:val="28"/>
-        </w:rPr>
-      </w:pPr>
-      <w:r>
-        <w:rPr>
-          <w:rFonts w:ascii="Times New Roman" w:hAnsi="Times New Roman" w:cs="Times New Roman"/>
-          <w:sz w:val="28"/>
-          <w:szCs w:val="28"/>
+          <w:sz w:val="24"/>
+          <w:szCs w:val="24"/>
+        </w:rPr>
+      </w:pPr>
+      <w:r>
+        <w:rPr>
+          <w:rFonts w:ascii="Times New Roman" w:hAnsi="Times New Roman" w:cs="Times New Roman"/>
+          <w:sz w:val="24"/>
+          <w:szCs w:val="24"/>
         </w:rPr>
         <w:t>Рисунок 3 – Визуализация таблица</w:t>
       </w:r>
@@ -2351,6 +2369,8 @@
     </w:p>
     <w:p>
       <w:pPr>
+        <w:spacing w:after="0" w:line="360" w:lineRule="auto"/>
+        <w:ind w:firstLine="709"/>
         <w:jc w:val="both"/>
         <w:rPr>
           <w:rFonts w:ascii="Times New Roman" w:hAnsi="Times New Roman" w:cs="Times New Roman"/>
@@ -2374,6 +2394,8 @@
     </w:p>
     <w:p>
       <w:pPr>
+        <w:spacing w:after="0" w:line="360" w:lineRule="auto"/>
+        <w:ind w:firstLine="709"/>
         <w:jc w:val="both"/>
         <w:rPr>
           <w:rFonts w:ascii="Times New Roman" w:hAnsi="Times New Roman" w:cs="Times New Roman"/>
@@ -2458,60 +2480,360 @@
         <w:jc w:val="center"/>
         <w:rPr>
           <w:rFonts w:ascii="Times New Roman" w:hAnsi="Times New Roman" w:cs="Times New Roman"/>
-          <w:sz w:val="28"/>
-          <w:szCs w:val="28"/>
-        </w:rPr>
-      </w:pPr>
-    </w:p>
-    <w:p>
-      <w:pPr>
-        <w:jc w:val="center"/>
-        <w:rPr>
-          <w:rFonts w:ascii="Times New Roman" w:hAnsi="Times New Roman" w:cs="Times New Roman"/>
-          <w:sz w:val="28"/>
-          <w:szCs w:val="28"/>
-        </w:rPr>
-      </w:pPr>
-    </w:p>
-    <w:p>
-      <w:pPr>
-        <w:rPr>
-          <w:rFonts w:ascii="Times New Roman" w:hAnsi="Times New Roman" w:cs="Times New Roman"/>
-          <w:sz w:val="28"/>
-          <w:szCs w:val="28"/>
-        </w:rPr>
-      </w:pPr>
-      <w:r>
-        <w:rPr>
-          <w:rFonts w:ascii="Times New Roman" w:hAnsi="Times New Roman" w:cs="Times New Roman"/>
-          <w:sz w:val="28"/>
-          <w:szCs w:val="28"/>
-        </w:rPr>
-        <w:t>Вывод</w:t>
-      </w:r>
-      <w:r>
-        <w:rPr>
-          <w:rFonts w:ascii="Times New Roman" w:hAnsi="Times New Roman" w:cs="Times New Roman"/>
-          <w:sz w:val="28"/>
-          <w:szCs w:val="28"/>
-        </w:rPr>
-        <w:t xml:space="preserve">: </w:t>
-      </w:r>
-      <w:r>
-        <w:rPr>
-          <w:rFonts w:ascii="Times New Roman" w:hAnsi="Times New Roman" w:cs="Times New Roman"/>
-          <w:sz w:val="28"/>
-          <w:szCs w:val="28"/>
-        </w:rPr>
-        <w:t>научились предоставлять данные</w:t>
-      </w:r>
-      <w:r>
-        <w:rPr>
-          <w:rFonts w:ascii="Times New Roman" w:hAnsi="Times New Roman" w:cs="Times New Roman"/>
-          <w:sz w:val="28"/>
-          <w:szCs w:val="28"/>
-        </w:rPr>
-        <w:t>.</w:t>
+          <w:sz w:val="24"/>
+          <w:szCs w:val="24"/>
+        </w:rPr>
+      </w:pPr>
+      <w:r>
+        <w:rPr>
+          <w:rFonts w:ascii="Times New Roman" w:hAnsi="Times New Roman" w:cs="Times New Roman"/>
+          <w:sz w:val="24"/>
+          <w:szCs w:val="24"/>
+        </w:rPr>
+        <w:t>Рисунок 4 – Круговая диаграмма</w:t>
+      </w:r>
+    </w:p>
+    <w:p>
+      <w:pPr>
+        <w:jc w:val="center"/>
+        <w:rPr>
+          <w:rFonts w:ascii="Times New Roman" w:hAnsi="Times New Roman" w:cs="Times New Roman"/>
+          <w:sz w:val="28"/>
+          <w:szCs w:val="28"/>
+        </w:rPr>
+      </w:pPr>
+    </w:p>
+    <w:p>
+      <w:pPr>
+        <w:spacing w:after="0" w:line="360" w:lineRule="auto"/>
+        <w:ind w:firstLine="709"/>
+        <w:jc w:val="both"/>
+        <w:rPr>
+          <w:rFonts w:ascii="Times New Roman" w:hAnsi="Times New Roman" w:cs="Times New Roman"/>
+          <w:b/>
+          <w:bCs/>
+          <w:sz w:val="28"/>
+          <w:szCs w:val="28"/>
+        </w:rPr>
+      </w:pPr>
+      <w:r>
+        <w:rPr>
+          <w:rFonts w:ascii="Times New Roman" w:hAnsi="Times New Roman" w:cs="Times New Roman"/>
+          <w:b/>
+          <w:bCs/>
+          <w:sz w:val="28"/>
+          <w:szCs w:val="28"/>
+        </w:rPr>
+        <w:t>Задание 4</w:t>
+      </w:r>
+    </w:p>
+    <w:p>
+      <w:pPr>
+        <w:spacing w:after="0" w:line="360" w:lineRule="auto"/>
+        <w:ind w:firstLine="709"/>
+        <w:jc w:val="both"/>
+        <w:rPr>
+          <w:rFonts w:ascii="Times New Roman" w:hAnsi="Times New Roman" w:cs="Times New Roman"/>
+          <w:sz w:val="28"/>
+          <w:szCs w:val="28"/>
+        </w:rPr>
+      </w:pPr>
+      <w:r>
+        <w:rPr>
+          <w:rFonts w:ascii="Times New Roman" w:hAnsi="Times New Roman" w:cs="Times New Roman"/>
+          <w:sz w:val="28"/>
+          <w:szCs w:val="28"/>
+        </w:rPr>
+        <w:t>Откройте новую страницу в отчете и выполните на ней 4 визуализации на основе визуального элемента «Точечная диаграмма».</w:t>
+      </w:r>
+    </w:p>
+    <w:p>
+      <w:pPr>
+        <w:jc w:val="center"/>
+        <w:rPr>
+          <w:rFonts w:ascii="Times New Roman" w:hAnsi="Times New Roman" w:cs="Times New Roman"/>
+          <w:sz w:val="28"/>
+          <w:szCs w:val="28"/>
+        </w:rPr>
+      </w:pPr>
+    </w:p>
+    <w:p>
+      <w:pPr>
+        <w:jc w:val="center"/>
+        <w:rPr>
+          <w:rFonts w:ascii="Times New Roman" w:hAnsi="Times New Roman" w:cs="Times New Roman"/>
+          <w:sz w:val="28"/>
+          <w:szCs w:val="28"/>
+        </w:rPr>
+      </w:pPr>
+      <w:r>
+        <w:rPr>
+          <w:rFonts w:ascii="Times New Roman" w:hAnsi="Times New Roman" w:cs="Times New Roman"/>
+          <w:sz w:val="28"/>
+          <w:szCs w:val="28"/>
+        </w:rPr>
+        <w:lastRenderedPageBreak/>
+        <w:drawing>
+          <wp:inline distT="0" distB="0" distL="0" distR="0" wp14:anchorId="692CA10B" wp14:editId="4F0CFA1D">
+            <wp:extent cx="5472288" cy="4166559"/>
+            <wp:effectExtent l="0" t="0" r="0" b="5715"/>
+            <wp:docPr id="1219442969" name="Рисунок 1"/>
+            <wp:cNvGraphicFramePr>
+              <a:graphicFrameLocks xmlns:a="http://schemas.openxmlformats.org/drawingml/2006/main" noChangeAspect="1"/>
+            </wp:cNvGraphicFramePr>
+            <a:graphic xmlns:a="http://schemas.openxmlformats.org/drawingml/2006/main">
+              <a:graphicData uri="http://schemas.openxmlformats.org/drawingml/2006/picture">
+                <pic:pic xmlns:pic="http://schemas.openxmlformats.org/drawingml/2006/picture">
+                  <pic:nvPicPr>
+                    <pic:cNvPr id="1219442969" name=""/>
+                    <pic:cNvPicPr/>
+                  </pic:nvPicPr>
+                  <pic:blipFill rotWithShape="1">
+                    <a:blip r:embed="rId9"/>
+                    <a:srcRect l="2614" t="14717" r="56000" b="29262"/>
+                    <a:stretch>
+                      <a:fillRect/>
+                    </a:stretch>
+                  </pic:blipFill>
+                  <pic:spPr bwMode="auto">
+                    <a:xfrm>
+                      <a:off x="0" y="0"/>
+                      <a:ext cx="5489285" cy="4179500"/>
+                    </a:xfrm>
+                    <a:prstGeom prst="rect">
+                      <a:avLst/>
+                    </a:prstGeom>
+                    <a:ln>
+                      <a:noFill/>
+                    </a:ln>
+                    <a:extLst>
+                      <a:ext uri="{53640926-AAD7-44D8-BBD7-CCE9431645EC}">
+                        <a14:shadowObscured xmlns:a14="http://schemas.microsoft.com/office/drawing/2010/main"/>
+                      </a:ext>
+                    </a:extLst>
+                  </pic:spPr>
+                </pic:pic>
+              </a:graphicData>
+            </a:graphic>
+          </wp:inline>
+        </w:drawing>
+      </w:r>
+    </w:p>
+    <w:p>
+      <w:pPr>
+        <w:jc w:val="center"/>
+        <w:rPr>
+          <w:rFonts w:ascii="Times New Roman" w:hAnsi="Times New Roman" w:cs="Times New Roman"/>
+          <w:sz w:val="24"/>
+          <w:szCs w:val="24"/>
+        </w:rPr>
+      </w:pPr>
+      <w:r>
+        <w:rPr>
+          <w:rFonts w:ascii="Times New Roman" w:hAnsi="Times New Roman" w:cs="Times New Roman"/>
+          <w:sz w:val="24"/>
+          <w:szCs w:val="24"/>
+        </w:rPr>
+        <w:t>Рисунок 5 – Точечная диаграмма</w:t>
+      </w:r>
+    </w:p>
+    <w:p>
+      <w:pPr>
+        <w:jc w:val="center"/>
+        <w:rPr>
+          <w:rFonts w:ascii="Times New Roman" w:hAnsi="Times New Roman" w:cs="Times New Roman"/>
+          <w:sz w:val="28"/>
+          <w:szCs w:val="28"/>
+        </w:rPr>
+      </w:pPr>
+    </w:p>
+    <w:p>
+      <w:pPr>
+        <w:spacing w:after="0" w:line="360" w:lineRule="auto"/>
+        <w:ind w:firstLine="709"/>
+        <w:jc w:val="both"/>
+        <w:rPr>
+          <w:rFonts w:ascii="Times New Roman" w:hAnsi="Times New Roman" w:cs="Times New Roman"/>
+          <w:b/>
+          <w:bCs/>
+          <w:sz w:val="28"/>
+          <w:szCs w:val="28"/>
+        </w:rPr>
+      </w:pPr>
+      <w:r>
+        <w:rPr>
+          <w:rFonts w:ascii="Times New Roman" w:hAnsi="Times New Roman" w:cs="Times New Roman"/>
+          <w:b/>
+          <w:bCs/>
+          <w:sz w:val="28"/>
+          <w:szCs w:val="28"/>
+        </w:rPr>
+        <w:t>Дополнительные задание</w:t>
+      </w:r>
+    </w:p>
+    <w:p>
+      <w:pPr>
+        <w:spacing w:after="0" w:line="360" w:lineRule="auto"/>
+        <w:ind w:firstLine="709"/>
+        <w:jc w:val="both"/>
+        <w:rPr>
+          <w:rFonts w:ascii="Times New Roman" w:hAnsi="Times New Roman" w:cs="Times New Roman"/>
+          <w:sz w:val="28"/>
+          <w:szCs w:val="28"/>
+        </w:rPr>
+      </w:pPr>
+      <w:r>
+        <w:rPr>
+          <w:rFonts w:ascii="Times New Roman" w:hAnsi="Times New Roman" w:cs="Times New Roman"/>
+          <w:sz w:val="28"/>
+          <w:szCs w:val="28"/>
+        </w:rPr>
+        <w:t>Какие организации имеют отрицательную прибыль (убыток)? Сколько их? Используйте настройку «Аналитика» и установите медианное значение прибыли.</w:t>
+      </w:r>
+    </w:p>
+    <w:p>
+      <w:pPr>
+        <w:jc w:val="center"/>
+        <w:rPr>
+          <w:rFonts w:ascii="Times New Roman" w:hAnsi="Times New Roman" w:cs="Times New Roman"/>
+          <w:sz w:val="28"/>
+          <w:szCs w:val="28"/>
+        </w:rPr>
+      </w:pPr>
+      <w:r>
+        <w:rPr>
+          <w:rFonts w:ascii="Times New Roman" w:hAnsi="Times New Roman" w:cs="Times New Roman"/>
+          <w:sz w:val="28"/>
+          <w:szCs w:val="28"/>
+        </w:rPr>
+        <w:lastRenderedPageBreak/>
+        <w:drawing>
+          <wp:inline distT="0" distB="0" distL="0" distR="0" wp14:anchorId="3FBA65A2" wp14:editId="71ADA7C4">
+            <wp:extent cx="3476445" cy="5248750"/>
+            <wp:effectExtent l="0" t="0" r="0" b="0"/>
+            <wp:docPr id="1744720274" name="Рисунок 1"/>
+            <wp:cNvGraphicFramePr>
+              <a:graphicFrameLocks xmlns:a="http://schemas.openxmlformats.org/drawingml/2006/main" noChangeAspect="1"/>
+            </wp:cNvGraphicFramePr>
+            <a:graphic xmlns:a="http://schemas.openxmlformats.org/drawingml/2006/main">
+              <a:graphicData uri="http://schemas.openxmlformats.org/drawingml/2006/picture">
+                <pic:pic xmlns:pic="http://schemas.openxmlformats.org/drawingml/2006/picture">
+                  <pic:nvPicPr>
+                    <pic:cNvPr id="1744720274" name=""/>
+                    <pic:cNvPicPr/>
+                  </pic:nvPicPr>
+                  <pic:blipFill>
+                    <a:blip r:embed="rId10"/>
+                    <a:stretch>
+                      <a:fillRect/>
+                    </a:stretch>
+                  </pic:blipFill>
+                  <pic:spPr>
+                    <a:xfrm>
+                      <a:off x="0" y="0"/>
+                      <a:ext cx="3480802" cy="5255328"/>
+                    </a:xfrm>
+                    <a:prstGeom prst="rect">
+                      <a:avLst/>
+                    </a:prstGeom>
+                  </pic:spPr>
+                </pic:pic>
+              </a:graphicData>
+            </a:graphic>
+          </wp:inline>
+        </w:drawing>
+      </w:r>
+    </w:p>
+    <w:p>
+      <w:pPr>
+        <w:jc w:val="center"/>
+        <w:rPr>
+          <w:rFonts w:ascii="Times New Roman" w:hAnsi="Times New Roman" w:cs="Times New Roman"/>
+          <w:sz w:val="24"/>
+          <w:szCs w:val="24"/>
+        </w:rPr>
+      </w:pPr>
+      <w:r>
+        <w:rPr>
+          <w:rFonts w:ascii="Times New Roman" w:hAnsi="Times New Roman" w:cs="Times New Roman"/>
+          <w:sz w:val="24"/>
+          <w:szCs w:val="24"/>
+        </w:rPr>
+        <w:t>Рисунок 6 – Отрицательная прибыль</w:t>
+      </w:r>
+    </w:p>
+    <w:p>
+      <w:pPr>
+        <w:jc w:val="center"/>
+        <w:rPr>
+          <w:rFonts w:ascii="Times New Roman" w:hAnsi="Times New Roman" w:cs="Times New Roman"/>
+          <w:sz w:val="28"/>
+          <w:szCs w:val="28"/>
+        </w:rPr>
+      </w:pPr>
+    </w:p>
+    <w:p>
+      <w:pPr>
+        <w:spacing w:after="0" w:line="360" w:lineRule="auto"/>
+        <w:ind w:firstLine="709"/>
+        <w:jc w:val="both"/>
+        <w:rPr>
+          <w:rFonts w:ascii="Times New Roman" w:hAnsi="Times New Roman" w:cs="Times New Roman"/>
+          <w:sz w:val="28"/>
+          <w:szCs w:val="28"/>
+        </w:rPr>
+      </w:pPr>
+      <w:r>
+        <w:rPr>
+          <w:rFonts w:ascii="Times New Roman" w:hAnsi="Times New Roman" w:cs="Times New Roman"/>
+          <w:sz w:val="28"/>
+          <w:szCs w:val="28"/>
+        </w:rPr>
+        <w:t>С помощью медианы прекрасно видно, что есть 7 банков с отрицательной прибылью.</w:t>
+      </w:r>
+    </w:p>
+    <w:p>
+      <w:pPr>
+        <w:spacing w:after="0" w:line="360" w:lineRule="auto"/>
+        <w:ind w:firstLine="709"/>
+        <w:jc w:val="both"/>
+        <w:rPr>
+          <w:rFonts w:ascii="Times New Roman" w:hAnsi="Times New Roman" w:cs="Times New Roman"/>
+          <w:b/>
+          <w:bCs/>
+          <w:sz w:val="28"/>
+          <w:szCs w:val="28"/>
+        </w:rPr>
+      </w:pPr>
+      <w:r>
+        <w:rPr>
+          <w:rFonts w:ascii="Times New Roman" w:hAnsi="Times New Roman" w:cs="Times New Roman"/>
+          <w:b/>
+          <w:bCs/>
+          <w:sz w:val="28"/>
+          <w:szCs w:val="28"/>
+        </w:rPr>
+        <w:t>Вывод:</w:t>
+      </w:r>
+    </w:p>
+    <w:p>
+      <w:pPr>
+        <w:spacing w:after="0" w:line="360" w:lineRule="auto"/>
+        <w:ind w:firstLine="709"/>
+        <w:jc w:val="both"/>
+        <w:rPr>
+          <w:rFonts w:ascii="Times New Roman" w:hAnsi="Times New Roman" w:cs="Times New Roman"/>
+          <w:sz w:val="28"/>
+          <w:szCs w:val="28"/>
+        </w:rPr>
+      </w:pPr>
+      <w:r>
+        <w:rPr>
+          <w:rFonts w:ascii="Times New Roman" w:hAnsi="Times New Roman" w:cs="Times New Roman"/>
+          <w:sz w:val="28"/>
+          <w:szCs w:val="28"/>
+        </w:rPr>
+        <w:t>Научились пользоваться встроенными визуальными методами, для предоставления большого количества данных в удобном виде для человека.</w:t>
       </w:r>
     </w:p>
     <w:sectPr>
